--- a/Documentation/SRS_Video_Generator.docx
+++ b/Documentation/SRS_Video_Generator.docx
@@ -17,6 +17,18 @@
           <w:lang w:val="en-US"/>
         </w:rPr>
       </w:pPr>
+      <w:r>
+        <w:rPr>
+          <w:rFonts w:ascii="Arial" w:hAnsi="Arial" w:cs="Arial"/>
+          <w:b/>
+          <w:bCs/>
+          <w:color w:val="C00000"/>
+          <w:sz w:val="40"/>
+          <w:szCs w:val="40"/>
+          <w:lang w:val="en-US"/>
+        </w:rPr>
+        <w:t xml:space="preserve"> </w:t>
+      </w:r>
       <w:r>
         <w:rPr>
           <w:rFonts w:ascii="Arial" w:hAnsi="Arial" w:cs="Arial"/>
@@ -300,11 +312,11 @@
       </w:pPr>
       <w:r>
         <w:rPr>
-          <w:color w:val="0D0D0D"/>
           <w:sz w:val="40"/>
           <w:szCs w:val="40"/>
-        </w:rPr>
-        <w:t>Automated Video Generation from Text Using Generative AI</w:t>
+          <w:lang w:eastAsia="zh-CN" w:bidi="he-IL"/>
+        </w:rPr>
+        <w:t>AI-Driven Automated Video Generator for Content Creation</w:t>
       </w:r>
     </w:p>
     <w:p>
@@ -1283,7 +1295,16 @@
           <w:sz w:val="24"/>
           <w:szCs w:val="24"/>
         </w:rPr>
-        <w:t>Title of the Project: Automated Video Generation using Generative A</w:t>
+        <w:t xml:space="preserve">Title of the Project: </w:t>
+      </w:r>
+      <w:r>
+        <w:rPr>
+          <w:rFonts w:ascii="Arial" w:hAnsi="Arial" w:cs="Arial"/>
+          <w:sz w:val="24"/>
+          <w:szCs w:val="24"/>
+          <w:lang w:eastAsia="zh-CN" w:bidi="he-IL"/>
+        </w:rPr>
+        <w:t>AI-Driven Automated Video Generator for Content Creation</w:t>
       </w:r>
     </w:p>
     <w:p>
@@ -3146,7 +3167,6 @@
           <w:rFonts w:asciiTheme="minorHAnsi" w:hAnsiTheme="minorHAnsi" w:cstheme="minorHAnsi"/>
           <w:color w:val="FFFFFF"/>
         </w:rPr>
-        <w:lastRenderedPageBreak/>
         <w:t>Introduction</w:t>
       </w:r>
     </w:p>
@@ -3184,7 +3204,7 @@
           <w:bCs w:val="0"/>
           <w:sz w:val="24"/>
         </w:rPr>
-        <w:t>This section details the proposed system, "AI-Driven Video Generation Platform," an innovative content creation system designed to address the shortcomings of existing multimedia production methods. By leveraging the power of Generative AI, this system aims to provide a more efficient, scalable, and accessible approach to transforming text into high-quality video content. This section will outline the core features, functionalities, and design principles of the proposed system, providing a comprehensive overview of how this AI-driven platform will achieve its objectives.</w:t>
+        <w:t>"AI-Driven Video Generation Platform," an innovative content creation system designed to address the shortcomings of existing multimedia production methods. By leveraging the power of Generative AI, this system aims to provide a more efficient, scalable, and accessible approach to transforming text into high-quality video content. This section will outline the core features, functionalities, and design principles of the proposed system, providing a comprehensive overview of how this AI-driven platform will achieve its objectives.</w:t>
       </w:r>
     </w:p>
     <w:p>
@@ -4257,6 +4277,7 @@
           <w:szCs w:val="24"/>
         </w:rPr>
       </w:pPr>
+      <w:bookmarkStart w:id="9" w:name="_Hlk195011431"/>
       <w:r>
         <w:rPr>
           <w:rFonts w:cstheme="minorHAnsi"/>
@@ -4665,6 +4686,7 @@
         <w:t>By combining AI-based automation with a user-friendly interface, the system significantly reduces video production time while ensuring high-quality output at minimal cost.</w:t>
       </w:r>
     </w:p>
+    <w:bookmarkEnd w:id="9"/>
     <w:p>
       <w:pPr>
         <w:pStyle w:val="BodyText"/>
@@ -6554,6 +6576,7 @@
           <w:szCs w:val="24"/>
         </w:rPr>
       </w:pPr>
+      <w:bookmarkStart w:id="10" w:name="_Hlk195011729"/>
       <w:r>
         <w:rPr>
           <w:rFonts w:cstheme="minorHAnsi"/>
@@ -6787,16 +6810,16 @@
           <w:sz w:val="24"/>
           <w:szCs w:val="24"/>
         </w:rPr>
-        <w:t>Cloud and Storage:</w:t>
-      </w:r>
-      <w:r>
-        <w:rPr>
-          <w:rFonts w:cstheme="minorHAnsi"/>
-          <w:iCs/>
-          <w:sz w:val="24"/>
-          <w:szCs w:val="24"/>
-        </w:rPr>
-        <w:t xml:space="preserve"> AWS or Google Drive for storing generated videos.</w:t>
+        <w:t>Version Control:</w:t>
+      </w:r>
+      <w:r>
+        <w:rPr>
+          <w:rFonts w:cstheme="minorHAnsi"/>
+          <w:iCs/>
+          <w:sz w:val="24"/>
+          <w:szCs w:val="24"/>
+        </w:rPr>
+        <w:t xml:space="preserve"> GitHub for source code management and collaboration.</w:t>
       </w:r>
     </w:p>
     <w:p>
@@ -6823,42 +6846,6 @@
           <w:sz w:val="24"/>
           <w:szCs w:val="24"/>
         </w:rPr>
-        <w:t>Version Control:</w:t>
-      </w:r>
-      <w:r>
-        <w:rPr>
-          <w:rFonts w:cstheme="minorHAnsi"/>
-          <w:iCs/>
-          <w:sz w:val="24"/>
-          <w:szCs w:val="24"/>
-        </w:rPr>
-        <w:t xml:space="preserve"> GitHub for source code management and collaboration.</w:t>
-      </w:r>
-    </w:p>
-    <w:p>
-      <w:pPr>
-        <w:numPr>
-          <w:ilvl w:val="0"/>
-          <w:numId w:val="60"/>
-        </w:numPr>
-        <w:spacing w:line="276" w:lineRule="auto"/>
-        <w:jc w:val="both"/>
-        <w:rPr>
-          <w:rFonts w:cstheme="minorHAnsi"/>
-          <w:iCs/>
-          <w:sz w:val="24"/>
-          <w:szCs w:val="24"/>
-        </w:rPr>
-      </w:pPr>
-      <w:r>
-        <w:rPr>
-          <w:rFonts w:cstheme="minorHAnsi"/>
-          <w:b/>
-          <w:bCs/>
-          <w:iCs/>
-          <w:sz w:val="24"/>
-          <w:szCs w:val="24"/>
-        </w:rPr>
         <w:t>Database:</w:t>
       </w:r>
       <w:r>
@@ -6871,6 +6858,7 @@
         <w:t xml:space="preserve"> Log storage and retrieval mechanisms for AI-generated scripts, captions, and metadata.</w:t>
       </w:r>
     </w:p>
+    <w:bookmarkEnd w:id="10"/>
     <w:p>
       <w:pPr>
         <w:spacing w:line="276" w:lineRule="auto"/>
@@ -6935,6 +6923,7 @@
           <w:szCs w:val="24"/>
         </w:rPr>
       </w:pPr>
+      <w:bookmarkStart w:id="11" w:name="_Hlk195011872"/>
       <w:r>
         <w:rPr>
           <w:rFonts w:cstheme="minorHAnsi"/>
@@ -6951,7 +6940,25 @@
           <w:sz w:val="24"/>
           <w:szCs w:val="24"/>
         </w:rPr>
-        <w:t xml:space="preserve"> Intel Core i5 12500H or higher.</w:t>
+        <w:t xml:space="preserve"> </w:t>
+      </w:r>
+      <w:proofErr w:type="spellStart"/>
+      <w:r>
+        <w:rPr>
+          <w:rFonts w:cstheme="minorHAnsi"/>
+          <w:sz w:val="24"/>
+          <w:szCs w:val="24"/>
+        </w:rPr>
+        <w:t>Ryzen</w:t>
+      </w:r>
+      <w:proofErr w:type="spellEnd"/>
+      <w:r>
+        <w:rPr>
+          <w:rFonts w:cstheme="minorHAnsi"/>
+          <w:sz w:val="24"/>
+          <w:szCs w:val="24"/>
+        </w:rPr>
+        <w:t xml:space="preserve"> 7 5800H.</w:t>
       </w:r>
     </w:p>
     <w:p>
@@ -7086,6 +7093,7 @@
         <w:t xml:space="preserve"> High-speed internet for real-time API calls and media processing.</w:t>
       </w:r>
     </w:p>
+    <w:bookmarkEnd w:id="11"/>
     <w:p>
       <w:pPr>
         <w:spacing w:line="276" w:lineRule="auto"/>
@@ -9999,7 +10007,10 @@
         <w:spacing w:line="276" w:lineRule="auto"/>
         <w:jc w:val="both"/>
         <w:rPr>
-          <w:rFonts w:cstheme="minorHAnsi"/>
+          <w:rStyle w:val="Strong"/>
+          <w:rFonts w:cstheme="minorHAnsi"/>
+          <w:b w:val="0"/>
+          <w:bCs w:val="0"/>
           <w:iCs/>
           <w:color w:val="1B1C1D"/>
           <w:sz w:val="24"/>
@@ -10055,128 +10066,6 @@
         </w:rPr>
         <w:t xml:space="preserve"> for version control, collaboration, and tracking changes. </w:t>
       </w:r>
-    </w:p>
-    <w:p>
-      <w:pPr>
-        <w:pStyle w:val="BodyText"/>
-        <w:numPr>
-          <w:ilvl w:val="0"/>
-          <w:numId w:val="45"/>
-        </w:numPr>
-        <w:pBdr>
-          <w:top w:val="none" w:sz="0" w:space="0" w:color="000000"/>
-          <w:left w:val="none" w:sz="0" w:space="0" w:color="000000"/>
-          <w:bottom w:val="none" w:sz="0" w:space="0" w:color="000000"/>
-          <w:right w:val="none" w:sz="0" w:space="0" w:color="000000"/>
-        </w:pBdr>
-        <w:suppressAutoHyphens/>
-        <w:spacing w:after="0" w:line="276" w:lineRule="auto"/>
-        <w:jc w:val="both"/>
-        <w:rPr>
-          <w:rFonts w:cstheme="minorHAnsi"/>
-          <w:b/>
-          <w:bCs/>
-          <w:iCs/>
-          <w:sz w:val="24"/>
-          <w:szCs w:val="24"/>
-        </w:rPr>
-      </w:pPr>
-      <w:r>
-        <w:rPr>
-          <w:rFonts w:cstheme="minorHAnsi"/>
-          <w:b/>
-          <w:bCs/>
-          <w:iCs/>
-          <w:color w:val="1B1C1D"/>
-          <w:sz w:val="24"/>
-          <w:szCs w:val="24"/>
-          <w:bdr w:val="none" w:sz="0" w:space="0" w:color="000000"/>
-        </w:rPr>
-        <w:t>DE3. AI Model Testing Tools:</w:t>
-      </w:r>
-      <w:r>
-        <w:rPr>
-          <w:rFonts w:cstheme="minorHAnsi"/>
-          <w:iCs/>
-          <w:color w:val="1B1C1D"/>
-          <w:sz w:val="24"/>
-          <w:szCs w:val="24"/>
-          <w:bdr w:val="none" w:sz="0" w:space="0" w:color="000000"/>
-        </w:rPr>
-        <w:t xml:space="preserve"> The team should use </w:t>
-      </w:r>
-      <w:r>
-        <w:rPr>
-          <w:rFonts w:cstheme="minorHAnsi"/>
-          <w:b/>
-          <w:bCs/>
-          <w:iCs/>
-          <w:color w:val="1B1C1D"/>
-          <w:sz w:val="24"/>
-          <w:szCs w:val="24"/>
-          <w:bdr w:val="none" w:sz="0" w:space="0" w:color="000000"/>
-        </w:rPr>
-        <w:t>unit testing frameworks (</w:t>
-      </w:r>
-      <w:proofErr w:type="spellStart"/>
-      <w:r>
-        <w:rPr>
-          <w:rFonts w:cstheme="minorHAnsi"/>
-          <w:b/>
-          <w:bCs/>
-          <w:iCs/>
-          <w:color w:val="1B1C1D"/>
-          <w:sz w:val="24"/>
-          <w:szCs w:val="24"/>
-          <w:bdr w:val="none" w:sz="0" w:space="0" w:color="000000"/>
-        </w:rPr>
-        <w:t>pytest</w:t>
-      </w:r>
-      <w:proofErr w:type="spellEnd"/>
-      <w:r>
-        <w:rPr>
-          <w:rFonts w:cstheme="minorHAnsi"/>
-          <w:b/>
-          <w:bCs/>
-          <w:iCs/>
-          <w:color w:val="1B1C1D"/>
-          <w:sz w:val="24"/>
-          <w:szCs w:val="24"/>
-          <w:bdr w:val="none" w:sz="0" w:space="0" w:color="000000"/>
-        </w:rPr>
-        <w:t>), integration testing, and dataset validation</w:t>
-      </w:r>
-      <w:r>
-        <w:rPr>
-          <w:rFonts w:cstheme="minorHAnsi"/>
-          <w:iCs/>
-          <w:color w:val="1B1C1D"/>
-          <w:sz w:val="24"/>
-          <w:szCs w:val="24"/>
-          <w:bdr w:val="none" w:sz="0" w:space="0" w:color="000000"/>
-        </w:rPr>
-        <w:t xml:space="preserve"> to ensure AI reliability.</w:t>
-      </w:r>
-    </w:p>
-    <w:p>
-      <w:pPr>
-        <w:pStyle w:val="BodyText"/>
-        <w:pBdr>
-          <w:top w:val="none" w:sz="0" w:space="0" w:color="000000"/>
-          <w:left w:val="none" w:sz="0" w:space="0" w:color="000000"/>
-          <w:bottom w:val="none" w:sz="0" w:space="0" w:color="000000"/>
-          <w:right w:val="none" w:sz="0" w:space="0" w:color="000000"/>
-        </w:pBdr>
-        <w:suppressAutoHyphens/>
-        <w:spacing w:after="0" w:line="276" w:lineRule="auto"/>
-        <w:ind w:left="720"/>
-        <w:jc w:val="both"/>
-        <w:rPr>
-          <w:rStyle w:val="Strong"/>
-          <w:rFonts w:cstheme="minorHAnsi"/>
-          <w:iCs/>
-        </w:rPr>
-      </w:pPr>
     </w:p>
     <w:p>
       <w:pPr>
@@ -10559,7 +10448,7 @@
           <w:color w:val="FFFFFF"/>
         </w:rPr>
       </w:pPr>
-      <w:bookmarkStart w:id="9" w:name="_Hlk192069710"/>
+      <w:bookmarkStart w:id="12" w:name="_Hlk192069710"/>
       <w:r>
         <w:rPr>
           <w:rFonts w:asciiTheme="minorHAnsi" w:hAnsiTheme="minorHAnsi" w:cstheme="minorHAnsi"/>
@@ -10569,7 +10458,7 @@
         <w:t>References</w:t>
       </w:r>
     </w:p>
-    <w:bookmarkEnd w:id="9"/>
+    <w:bookmarkEnd w:id="12"/>
     <w:p>
       <w:pPr>
         <w:spacing w:line="360" w:lineRule="auto"/>

--- a/Documentation/SRS_Video_Generator.docx
+++ b/Documentation/SRS_Video_Generator.docx
@@ -5,8 +5,6 @@
     <w:p>
       <w:pPr>
         <w:spacing w:after="0" w:line="240" w:lineRule="auto"/>
-        <w:ind w:firstLine="284"/>
-        <w:jc w:val="center"/>
         <w:rPr>
           <w:rFonts w:ascii="Arial" w:hAnsi="Arial" w:cs="Arial"/>
           <w:b/>
@@ -17,18 +15,6 @@
           <w:lang w:val="en-US"/>
         </w:rPr>
       </w:pPr>
-      <w:r>
-        <w:rPr>
-          <w:rFonts w:ascii="Arial" w:hAnsi="Arial" w:cs="Arial"/>
-          <w:b/>
-          <w:bCs/>
-          <w:color w:val="C00000"/>
-          <w:sz w:val="40"/>
-          <w:szCs w:val="40"/>
-          <w:lang w:val="en-US"/>
-        </w:rPr>
-        <w:t xml:space="preserve"> </w:t>
-      </w:r>
       <w:r>
         <w:rPr>
           <w:rFonts w:ascii="Arial" w:hAnsi="Arial" w:cs="Arial"/>
@@ -1076,6 +1062,9 @@
               <w:spacing w:before="120" w:after="0"/>
               <w:jc w:val="left"/>
             </w:pPr>
+            <w:r>
+              <w:t>22CIAD2A13</w:t>
+            </w:r>
           </w:p>
         </w:tc>
       </w:tr>
@@ -1295,11 +1284,23 @@
           <w:sz w:val="24"/>
           <w:szCs w:val="24"/>
         </w:rPr>
-        <w:t xml:space="preserve">Title of the Project: </w:t>
+        <w:t>Title of the Project:</w:t>
       </w:r>
       <w:r>
         <w:rPr>
           <w:rFonts w:ascii="Arial" w:hAnsi="Arial" w:cs="Arial"/>
+          <w:b/>
+          <w:bCs/>
+          <w:sz w:val="24"/>
+          <w:szCs w:val="24"/>
+        </w:rPr>
+        <w:t xml:space="preserve"> </w:t>
+      </w:r>
+      <w:r>
+        <w:rPr>
+          <w:rFonts w:ascii="Arial" w:hAnsi="Arial" w:cs="Arial"/>
+          <w:b/>
+          <w:bCs/>
           <w:sz w:val="24"/>
           <w:szCs w:val="24"/>
           <w:lang w:eastAsia="zh-CN" w:bidi="he-IL"/>
@@ -2751,7 +2752,7 @@
           <w:rStyle w:val="IndexLink"/>
           <w:lang w:val="en-IN" w:eastAsia="en-IN"/>
         </w:rPr>
-        <w:t>2</w:t>
+        <w:t>1</w:t>
       </w:r>
     </w:p>
     <w:p>
@@ -2800,16 +2801,8 @@
         <w:rPr>
           <w:lang w:val="en-IN" w:eastAsia="en-IN"/>
         </w:rPr>
-        <w:t>3</w:t>
-      </w:r>
-    </w:p>
-    <w:p>
-      <w:pPr>
-        <w:rPr>
-          <w:rFonts w:ascii="Times New Roman" w:hAnsi="Times New Roman" w:cs="Times New Roman"/>
-          <w:lang w:eastAsia="en-IN" w:bidi="he-IL"/>
-        </w:rPr>
-      </w:pPr>
+        <w:t>2</w:t>
+      </w:r>
     </w:p>
     <w:p>
       <w:pPr>
@@ -3015,7 +3008,7 @@
               <w:rPr>
                 <w:lang w:val="en-IN"/>
               </w:rPr>
-              <w:t>George Orwell</w:t>
+              <w:t>Durishetty Anirudh</w:t>
             </w:r>
           </w:p>
         </w:tc>
@@ -3060,53 +3053,12 @@
               <w:rPr>
                 <w:rFonts w:ascii="Arial" w:hAnsi="Arial" w:cs="Arial"/>
               </w:rPr>
-              <w:t>24/02/25</w:t>
+              <w:t>20/03/2025</w:t>
             </w:r>
           </w:p>
         </w:tc>
       </w:tr>
     </w:tbl>
-    <w:p>
-      <w:pPr>
-        <w:rPr>
-          <w:rFonts w:ascii="Arial" w:hAnsi="Arial" w:cs="Arial"/>
-          <w:b/>
-          <w:bCs/>
-          <w:sz w:val="24"/>
-          <w:szCs w:val="24"/>
-        </w:rPr>
-      </w:pPr>
-    </w:p>
-    <w:p>
-      <w:pPr>
-        <w:tabs>
-          <w:tab w:val="center" w:pos="4525"/>
-        </w:tabs>
-        <w:jc w:val="center"/>
-        <w:rPr>
-          <w:rFonts w:ascii="Arial" w:hAnsi="Arial" w:cs="Arial"/>
-          <w:b/>
-          <w:bCs/>
-          <w:sz w:val="24"/>
-          <w:szCs w:val="24"/>
-        </w:rPr>
-      </w:pPr>
-    </w:p>
-    <w:p>
-      <w:pPr>
-        <w:tabs>
-          <w:tab w:val="center" w:pos="4525"/>
-        </w:tabs>
-        <w:jc w:val="center"/>
-        <w:rPr>
-          <w:rFonts w:ascii="Arial" w:hAnsi="Arial" w:cs="Arial"/>
-          <w:b/>
-          <w:bCs/>
-          <w:sz w:val="24"/>
-          <w:szCs w:val="24"/>
-        </w:rPr>
-      </w:pPr>
-    </w:p>
     <w:p>
       <w:pPr>
         <w:tabs>
@@ -3127,6 +3079,19 @@
           <w:titlePg/>
           <w:docGrid w:linePitch="360"/>
         </w:sectPr>
+      </w:pPr>
+    </w:p>
+    <w:p>
+      <w:pPr>
+        <w:rPr>
+          <w:rFonts w:ascii="Arial" w:hAnsi="Arial" w:cs="Arial"/>
+          <w:b/>
+          <w:bCs/>
+          <w:color w:val="1F3864" w:themeColor="accent1" w:themeShade="80"/>
+          <w:sz w:val="40"/>
+          <w:szCs w:val="40"/>
+          <w:lang w:val="en-US"/>
+        </w:rPr>
       </w:pPr>
     </w:p>
     <w:p>
@@ -3167,6 +3132,7 @@
           <w:rFonts w:asciiTheme="minorHAnsi" w:hAnsiTheme="minorHAnsi" w:cstheme="minorHAnsi"/>
           <w:color w:val="FFFFFF"/>
         </w:rPr>
+        <w:lastRenderedPageBreak/>
         <w:t>Introduction</w:t>
       </w:r>
     </w:p>
@@ -3427,7 +3393,6 @@
         </w:rPr>
         <w:t xml:space="preserve"> Converts scripts into natural-sounding speech using </w:t>
       </w:r>
-      <w:proofErr w:type="spellStart"/>
       <w:r>
         <w:rPr>
           <w:rFonts w:cstheme="minorHAnsi"/>
@@ -3438,7 +3403,6 @@
         </w:rPr>
         <w:t>EdgeTTS</w:t>
       </w:r>
-      <w:proofErr w:type="spellEnd"/>
       <w:r>
         <w:rPr>
           <w:rFonts w:cstheme="minorHAnsi"/>
@@ -3533,7 +3497,6 @@
         </w:rPr>
         <w:t xml:space="preserve"> Retrieves relevant stock footage from </w:t>
       </w:r>
-      <w:proofErr w:type="spellStart"/>
       <w:r>
         <w:rPr>
           <w:rFonts w:cstheme="minorHAnsi"/>
@@ -3542,18 +3505,7 @@
           <w:sz w:val="24"/>
           <w:szCs w:val="24"/>
         </w:rPr>
-        <w:t>Pexels</w:t>
-      </w:r>
-      <w:proofErr w:type="spellEnd"/>
-      <w:r>
-        <w:rPr>
-          <w:rFonts w:cstheme="minorHAnsi"/>
-          <w:b/>
-          <w:bCs/>
-          <w:sz w:val="24"/>
-          <w:szCs w:val="24"/>
-        </w:rPr>
-        <w:t xml:space="preserve"> API</w:t>
+        <w:t>Pexels API</w:t>
       </w:r>
       <w:r>
         <w:rPr>
@@ -3597,7 +3549,6 @@
         </w:rPr>
         <w:t xml:space="preserve"> Developed using </w:t>
       </w:r>
-      <w:proofErr w:type="spellStart"/>
       <w:r>
         <w:rPr>
           <w:rFonts w:cstheme="minorHAnsi"/>
@@ -3608,7 +3559,6 @@
         </w:rPr>
         <w:t>Streamlit</w:t>
       </w:r>
-      <w:proofErr w:type="spellEnd"/>
       <w:r>
         <w:rPr>
           <w:rFonts w:cstheme="minorHAnsi"/>
@@ -4392,7 +4342,6 @@
         </w:rPr>
         <w:t xml:space="preserve"> Uses </w:t>
       </w:r>
-      <w:proofErr w:type="spellStart"/>
       <w:r>
         <w:rPr>
           <w:rFonts w:cstheme="minorHAnsi"/>
@@ -4403,7 +4352,6 @@
         </w:rPr>
         <w:t>EdgeTTS</w:t>
       </w:r>
-      <w:proofErr w:type="spellEnd"/>
       <w:r>
         <w:rPr>
           <w:rFonts w:cstheme="minorHAnsi"/>
@@ -4500,7 +4448,6 @@
         </w:rPr>
         <w:t xml:space="preserve"> Searches and selects suitable background footage from </w:t>
       </w:r>
-      <w:proofErr w:type="spellStart"/>
       <w:r>
         <w:rPr>
           <w:rFonts w:cstheme="minorHAnsi"/>
@@ -4509,44 +4456,15 @@
           <w:sz w:val="24"/>
           <w:szCs w:val="24"/>
         </w:rPr>
-        <w:t>Pexels</w:t>
-      </w:r>
-      <w:proofErr w:type="spellEnd"/>
-      <w:r>
-        <w:rPr>
-          <w:rFonts w:cstheme="minorHAnsi"/>
-          <w:b/>
-          <w:bCs/>
-          <w:sz w:val="24"/>
-          <w:szCs w:val="24"/>
-        </w:rPr>
-        <w:t xml:space="preserve"> API</w:t>
-      </w:r>
-      <w:r>
-        <w:rPr>
-          <w:rFonts w:cstheme="minorHAnsi"/>
-          <w:sz w:val="24"/>
-          <w:szCs w:val="24"/>
-        </w:rPr>
-        <w:t xml:space="preserve"> based on AI-</w:t>
-      </w:r>
-      <w:proofErr w:type="spellStart"/>
-      <w:r>
-        <w:rPr>
-          <w:rFonts w:cstheme="minorHAnsi"/>
-          <w:sz w:val="24"/>
-          <w:szCs w:val="24"/>
-        </w:rPr>
-        <w:t>analyzed</w:t>
-      </w:r>
-      <w:proofErr w:type="spellEnd"/>
-      <w:r>
-        <w:rPr>
-          <w:rFonts w:cstheme="minorHAnsi"/>
-          <w:sz w:val="24"/>
-          <w:szCs w:val="24"/>
-        </w:rPr>
-        <w:t xml:space="preserve"> keywords.</w:t>
+        <w:t>Pexels API</w:t>
+      </w:r>
+      <w:r>
+        <w:rPr>
+          <w:rFonts w:cstheme="minorHAnsi"/>
+          <w:sz w:val="24"/>
+          <w:szCs w:val="24"/>
+        </w:rPr>
+        <w:t xml:space="preserve"> based on AI-analyzed keywords.</w:t>
       </w:r>
     </w:p>
     <w:p>
@@ -4583,7 +4501,6 @@
         </w:rPr>
         <w:t xml:space="preserve"> Combines all elements using </w:t>
       </w:r>
-      <w:proofErr w:type="spellStart"/>
       <w:r>
         <w:rPr>
           <w:rFonts w:cstheme="minorHAnsi"/>
@@ -4592,31 +4509,8 @@
           <w:sz w:val="24"/>
           <w:szCs w:val="24"/>
         </w:rPr>
-        <w:t>MoviePy</w:t>
-      </w:r>
-      <w:proofErr w:type="spellEnd"/>
-      <w:r>
-        <w:rPr>
-          <w:rFonts w:cstheme="minorHAnsi"/>
-          <w:b/>
-          <w:bCs/>
-          <w:sz w:val="24"/>
-          <w:szCs w:val="24"/>
-        </w:rPr>
-        <w:t xml:space="preserve"> and </w:t>
-      </w:r>
-      <w:proofErr w:type="spellStart"/>
-      <w:r>
-        <w:rPr>
-          <w:rFonts w:cstheme="minorHAnsi"/>
-          <w:b/>
-          <w:bCs/>
-          <w:sz w:val="24"/>
-          <w:szCs w:val="24"/>
-        </w:rPr>
-        <w:t>FFmpeg</w:t>
-      </w:r>
-      <w:proofErr w:type="spellEnd"/>
+        <w:t>MoviePy and FFmpeg</w:t>
+      </w:r>
       <w:r>
         <w:rPr>
           <w:rFonts w:cstheme="minorHAnsi"/>
@@ -5114,47 +5008,7 @@
           <w:sz w:val="24"/>
           <w:szCs w:val="24"/>
         </w:rPr>
-        <w:t xml:space="preserve"> such as OpenAI, </w:t>
-      </w:r>
-      <w:proofErr w:type="spellStart"/>
-      <w:r>
-        <w:rPr>
-          <w:rFonts w:cstheme="minorHAnsi"/>
-          <w:iCs/>
-          <w:sz w:val="24"/>
-          <w:szCs w:val="24"/>
-        </w:rPr>
-        <w:t>EdgeTTS</w:t>
-      </w:r>
-      <w:proofErr w:type="spellEnd"/>
-      <w:r>
-        <w:rPr>
-          <w:rFonts w:cstheme="minorHAnsi"/>
-          <w:iCs/>
-          <w:sz w:val="24"/>
-          <w:szCs w:val="24"/>
-        </w:rPr>
-        <w:t xml:space="preserve">, and Whisper, ensuring high accuracy and reliability. Its implementation using Python and </w:t>
-      </w:r>
-      <w:proofErr w:type="spellStart"/>
-      <w:r>
-        <w:rPr>
-          <w:rFonts w:cstheme="minorHAnsi"/>
-          <w:iCs/>
-          <w:sz w:val="24"/>
-          <w:szCs w:val="24"/>
-        </w:rPr>
-        <w:t>Streamlit</w:t>
-      </w:r>
-      <w:proofErr w:type="spellEnd"/>
-      <w:r>
-        <w:rPr>
-          <w:rFonts w:cstheme="minorHAnsi"/>
-          <w:iCs/>
-          <w:sz w:val="24"/>
-          <w:szCs w:val="24"/>
-        </w:rPr>
-        <w:t xml:space="preserve"> ensures ease of development and scalability.</w:t>
+        <w:t xml:space="preserve"> such as OpenAI, EdgeTTS, and Whisper, ensuring high accuracy and reliability. Its implementation using Python and Streamlit ensures ease of development and scalability.</w:t>
       </w:r>
     </w:p>
     <w:p>
@@ -5345,27 +5199,7 @@
           <w:sz w:val="24"/>
           <w:szCs w:val="24"/>
         </w:rPr>
-        <w:t xml:space="preserve"> regarding media usage from external sources like </w:t>
-      </w:r>
-      <w:proofErr w:type="spellStart"/>
-      <w:r>
-        <w:rPr>
-          <w:rFonts w:cstheme="minorHAnsi"/>
-          <w:iCs/>
-          <w:sz w:val="24"/>
-          <w:szCs w:val="24"/>
-        </w:rPr>
-        <w:t>Pexels</w:t>
-      </w:r>
-      <w:proofErr w:type="spellEnd"/>
-      <w:r>
-        <w:rPr>
-          <w:rFonts w:cstheme="minorHAnsi"/>
-          <w:iCs/>
-          <w:sz w:val="24"/>
-          <w:szCs w:val="24"/>
-        </w:rPr>
-        <w:t xml:space="preserve"> API, ensuring legal adherence in content generation.</w:t>
+        <w:t xml:space="preserve"> regarding media usage from external sources like Pexels API, ensuring legal adherence in content generation.</w:t>
       </w:r>
     </w:p>
     <w:p>
@@ -5547,27 +5381,7 @@
           <w:sz w:val="24"/>
           <w:szCs w:val="24"/>
         </w:rPr>
-        <w:t xml:space="preserve"> Converts the script into speech using </w:t>
-      </w:r>
-      <w:proofErr w:type="spellStart"/>
-      <w:r>
-        <w:rPr>
-          <w:rFonts w:cstheme="minorHAnsi"/>
-          <w:iCs/>
-          <w:sz w:val="24"/>
-          <w:szCs w:val="24"/>
-        </w:rPr>
-        <w:t>EdgeTTS</w:t>
-      </w:r>
-      <w:proofErr w:type="spellEnd"/>
-      <w:r>
-        <w:rPr>
-          <w:rFonts w:cstheme="minorHAnsi"/>
-          <w:iCs/>
-          <w:sz w:val="24"/>
-          <w:szCs w:val="24"/>
-        </w:rPr>
-        <w:t>, offering multiple voice options.</w:t>
+        <w:t xml:space="preserve"> Converts the script into speech using EdgeTTS, offering multiple voice options.</w:t>
       </w:r>
     </w:p>
     <w:p>
@@ -5661,27 +5475,7 @@
           <w:sz w:val="24"/>
           <w:szCs w:val="24"/>
         </w:rPr>
-        <w:t xml:space="preserve"> Fetches visually relevant video clips from </w:t>
-      </w:r>
-      <w:proofErr w:type="spellStart"/>
-      <w:r>
-        <w:rPr>
-          <w:rFonts w:cstheme="minorHAnsi"/>
-          <w:iCs/>
-          <w:sz w:val="24"/>
-          <w:szCs w:val="24"/>
-        </w:rPr>
-        <w:t>Pexels</w:t>
-      </w:r>
-      <w:proofErr w:type="spellEnd"/>
-      <w:r>
-        <w:rPr>
-          <w:rFonts w:cstheme="minorHAnsi"/>
-          <w:iCs/>
-          <w:sz w:val="24"/>
-          <w:szCs w:val="24"/>
-        </w:rPr>
-        <w:t xml:space="preserve"> API.</w:t>
+        <w:t xml:space="preserve"> Fetches visually relevant video clips from Pexels API.</w:t>
       </w:r>
     </w:p>
     <w:p>
@@ -5718,47 +5512,7 @@
           <w:sz w:val="24"/>
           <w:szCs w:val="24"/>
         </w:rPr>
-        <w:t xml:space="preserve"> Uses </w:t>
-      </w:r>
-      <w:proofErr w:type="spellStart"/>
-      <w:r>
-        <w:rPr>
-          <w:rFonts w:cstheme="minorHAnsi"/>
-          <w:iCs/>
-          <w:sz w:val="24"/>
-          <w:szCs w:val="24"/>
-        </w:rPr>
-        <w:t>MoviePy</w:t>
-      </w:r>
-      <w:proofErr w:type="spellEnd"/>
-      <w:r>
-        <w:rPr>
-          <w:rFonts w:cstheme="minorHAnsi"/>
-          <w:iCs/>
-          <w:sz w:val="24"/>
-          <w:szCs w:val="24"/>
-        </w:rPr>
-        <w:t xml:space="preserve"> and </w:t>
-      </w:r>
-      <w:proofErr w:type="spellStart"/>
-      <w:r>
-        <w:rPr>
-          <w:rFonts w:cstheme="minorHAnsi"/>
-          <w:iCs/>
-          <w:sz w:val="24"/>
-          <w:szCs w:val="24"/>
-        </w:rPr>
-        <w:t>FFmpeg</w:t>
-      </w:r>
-      <w:proofErr w:type="spellEnd"/>
-      <w:r>
-        <w:rPr>
-          <w:rFonts w:cstheme="minorHAnsi"/>
-          <w:iCs/>
-          <w:sz w:val="24"/>
-          <w:szCs w:val="24"/>
-        </w:rPr>
-        <w:t xml:space="preserve"> to merge all assets into a final video.</w:t>
+        <w:t xml:space="preserve"> Uses MoviePy and FFmpeg to merge all assets into a final video.</w:t>
       </w:r>
     </w:p>
     <w:p>
@@ -5976,43 +5730,7 @@
           <w:szCs w:val="24"/>
           <w:lang w:eastAsia="zh-CN" w:bidi="he-IL"/>
         </w:rPr>
-        <w:t xml:space="preserve"> The system relies on third-party APIs such as OpenAI, </w:t>
-      </w:r>
-      <w:proofErr w:type="spellStart"/>
-      <w:r>
-        <w:rPr>
-          <w:sz w:val="24"/>
-          <w:szCs w:val="24"/>
-          <w:lang w:eastAsia="zh-CN" w:bidi="he-IL"/>
-        </w:rPr>
-        <w:t>EdgeTTS</w:t>
-      </w:r>
-      <w:proofErr w:type="spellEnd"/>
-      <w:r>
-        <w:rPr>
-          <w:sz w:val="24"/>
-          <w:szCs w:val="24"/>
-          <w:lang w:eastAsia="zh-CN" w:bidi="he-IL"/>
-        </w:rPr>
-        <w:t xml:space="preserve">, and </w:t>
-      </w:r>
-      <w:proofErr w:type="spellStart"/>
-      <w:r>
-        <w:rPr>
-          <w:sz w:val="24"/>
-          <w:szCs w:val="24"/>
-          <w:lang w:eastAsia="zh-CN" w:bidi="he-IL"/>
-        </w:rPr>
-        <w:t>Pexels</w:t>
-      </w:r>
-      <w:proofErr w:type="spellEnd"/>
-      <w:r>
-        <w:rPr>
-          <w:sz w:val="24"/>
-          <w:szCs w:val="24"/>
-          <w:lang w:eastAsia="zh-CN" w:bidi="he-IL"/>
-        </w:rPr>
-        <w:t>, which have rate limits that could impact real-time processing.</w:t>
+        <w:t xml:space="preserve"> The system relies on third-party APIs such as OpenAI, EdgeTTS, and Pexels, which have rate limits that could impact real-time processing.</w:t>
       </w:r>
     </w:p>
     <w:p>
@@ -6105,43 +5823,7 @@
           <w:szCs w:val="24"/>
           <w:lang w:eastAsia="zh-CN" w:bidi="he-IL"/>
         </w:rPr>
-        <w:t xml:space="preserve"> The platform depends on multiple Python libraries (e.g., </w:t>
-      </w:r>
-      <w:proofErr w:type="spellStart"/>
-      <w:r>
-        <w:rPr>
-          <w:sz w:val="24"/>
-          <w:szCs w:val="24"/>
-          <w:lang w:eastAsia="zh-CN" w:bidi="he-IL"/>
-        </w:rPr>
-        <w:t>MoviePy</w:t>
-      </w:r>
-      <w:proofErr w:type="spellEnd"/>
-      <w:r>
-        <w:rPr>
-          <w:sz w:val="24"/>
-          <w:szCs w:val="24"/>
-          <w:lang w:eastAsia="zh-CN" w:bidi="he-IL"/>
-        </w:rPr>
-        <w:t xml:space="preserve">, </w:t>
-      </w:r>
-      <w:proofErr w:type="spellStart"/>
-      <w:r>
-        <w:rPr>
-          <w:sz w:val="24"/>
-          <w:szCs w:val="24"/>
-          <w:lang w:eastAsia="zh-CN" w:bidi="he-IL"/>
-        </w:rPr>
-        <w:t>FFmpeg</w:t>
-      </w:r>
-      <w:proofErr w:type="spellEnd"/>
-      <w:r>
-        <w:rPr>
-          <w:sz w:val="24"/>
-          <w:szCs w:val="24"/>
-          <w:lang w:eastAsia="zh-CN" w:bidi="he-IL"/>
-        </w:rPr>
-        <w:t>, OpenAI API), requiring continuous updates and compatibility maintenance.</w:t>
+        <w:t xml:space="preserve"> The platform depends on multiple Python libraries (e.g., MoviePy, FFmpeg, OpenAI API), requiring continuous updates and compatibility maintenance.</w:t>
       </w:r>
     </w:p>
     <w:p>
@@ -6172,25 +5854,7 @@
           <w:szCs w:val="24"/>
           <w:lang w:eastAsia="zh-CN" w:bidi="he-IL"/>
         </w:rPr>
-        <w:t xml:space="preserve"> The </w:t>
-      </w:r>
-      <w:proofErr w:type="spellStart"/>
-      <w:r>
-        <w:rPr>
-          <w:sz w:val="24"/>
-          <w:szCs w:val="24"/>
-          <w:lang w:eastAsia="zh-CN" w:bidi="he-IL"/>
-        </w:rPr>
-        <w:t>Streamlit</w:t>
-      </w:r>
-      <w:proofErr w:type="spellEnd"/>
-      <w:r>
-        <w:rPr>
-          <w:sz w:val="24"/>
-          <w:szCs w:val="24"/>
-          <w:lang w:eastAsia="zh-CN" w:bidi="he-IL"/>
-        </w:rPr>
-        <w:t>-based GUI should provide a seamless experience, ensuring minimal latency between user input and AI processing output.</w:t>
+        <w:t xml:space="preserve"> The Streamlit-based GUI should provide a seamless experience, ensuring minimal latency between user input and AI processing output.</w:t>
       </w:r>
     </w:p>
     <w:p>
@@ -6293,21 +5957,7 @@
         <w:rPr>
           <w:lang w:eastAsia="zh-CN" w:bidi="he-IL"/>
         </w:rPr>
-        <w:t xml:space="preserve"> The system assumes that OpenAI’s ChatGPT, </w:t>
-      </w:r>
-      <w:proofErr w:type="spellStart"/>
-      <w:r>
-        <w:rPr>
-          <w:lang w:eastAsia="zh-CN" w:bidi="he-IL"/>
-        </w:rPr>
-        <w:t>EdgeTTS</w:t>
-      </w:r>
-      <w:proofErr w:type="spellEnd"/>
-      <w:r>
-        <w:rPr>
-          <w:lang w:eastAsia="zh-CN" w:bidi="he-IL"/>
-        </w:rPr>
-        <w:t>, and Whisper will remain available and functional during operation.</w:t>
+        <w:t xml:space="preserve"> The system assumes that OpenAI’s ChatGPT, EdgeTTS, and Whisper will remain available and functional during operation.</w:t>
       </w:r>
     </w:p>
     <w:p>
@@ -6345,43 +5995,19 @@
           <w:lang w:eastAsia="zh-CN" w:bidi="he-IL"/>
         </w:rPr>
       </w:pPr>
-      <w:proofErr w:type="spellStart"/>
       <w:r>
         <w:rPr>
           <w:b/>
           <w:bCs/>
           <w:lang w:eastAsia="zh-CN" w:bidi="he-IL"/>
         </w:rPr>
-        <w:t>Pexels</w:t>
-      </w:r>
-      <w:proofErr w:type="spellEnd"/>
-      <w:r>
-        <w:rPr>
-          <w:b/>
-          <w:bCs/>
+        <w:t>Pexels Video Database Accessibility:</w:t>
+      </w:r>
+      <w:r>
+        <w:rPr>
           <w:lang w:eastAsia="zh-CN" w:bidi="he-IL"/>
         </w:rPr>
-        <w:t xml:space="preserve"> Video Database Accessibility:</w:t>
-      </w:r>
-      <w:r>
-        <w:rPr>
-          <w:lang w:eastAsia="zh-CN" w:bidi="he-IL"/>
-        </w:rPr>
-        <w:t xml:space="preserve"> The background video search feature depends on </w:t>
-      </w:r>
-      <w:proofErr w:type="spellStart"/>
-      <w:r>
-        <w:rPr>
-          <w:lang w:eastAsia="zh-CN" w:bidi="he-IL"/>
-        </w:rPr>
-        <w:t>Pexels</w:t>
-      </w:r>
-      <w:proofErr w:type="spellEnd"/>
-      <w:r>
-        <w:rPr>
-          <w:lang w:eastAsia="zh-CN" w:bidi="he-IL"/>
-        </w:rPr>
-        <w:t xml:space="preserve"> API, assuming that sufficient stock video assets exist for diverse keywords.</w:t>
+        <w:t xml:space="preserve"> The background video search feature depends on Pexels API, assuming that sufficient stock video assets exist for diverse keywords.</w:t>
       </w:r>
     </w:p>
     <w:p>
@@ -6667,27 +6293,7 @@
           <w:sz w:val="24"/>
           <w:szCs w:val="24"/>
         </w:rPr>
-        <w:t xml:space="preserve"> </w:t>
-      </w:r>
-      <w:proofErr w:type="spellStart"/>
-      <w:r>
-        <w:rPr>
-          <w:rFonts w:cstheme="minorHAnsi"/>
-          <w:iCs/>
-          <w:sz w:val="24"/>
-          <w:szCs w:val="24"/>
-        </w:rPr>
-        <w:t>Streamlit</w:t>
-      </w:r>
-      <w:proofErr w:type="spellEnd"/>
-      <w:r>
-        <w:rPr>
-          <w:rFonts w:cstheme="minorHAnsi"/>
-          <w:iCs/>
-          <w:sz w:val="24"/>
-          <w:szCs w:val="24"/>
-        </w:rPr>
-        <w:t xml:space="preserve"> for UI and API interactions.</w:t>
+        <w:t xml:space="preserve"> Streamlit for UI and API interactions.</w:t>
       </w:r>
     </w:p>
     <w:p>
@@ -6723,67 +6329,7 @@
           <w:sz w:val="24"/>
           <w:szCs w:val="24"/>
         </w:rPr>
-        <w:t xml:space="preserve"> OpenAI API, </w:t>
-      </w:r>
-      <w:proofErr w:type="spellStart"/>
-      <w:r>
-        <w:rPr>
-          <w:rFonts w:cstheme="minorHAnsi"/>
-          <w:iCs/>
-          <w:sz w:val="24"/>
-          <w:szCs w:val="24"/>
-        </w:rPr>
-        <w:t>EdgeTTS</w:t>
-      </w:r>
-      <w:proofErr w:type="spellEnd"/>
-      <w:r>
-        <w:rPr>
-          <w:rFonts w:cstheme="minorHAnsi"/>
-          <w:iCs/>
-          <w:sz w:val="24"/>
-          <w:szCs w:val="24"/>
-        </w:rPr>
-        <w:t xml:space="preserve">, Whisper, </w:t>
-      </w:r>
-      <w:proofErr w:type="spellStart"/>
-      <w:r>
-        <w:rPr>
-          <w:rFonts w:cstheme="minorHAnsi"/>
-          <w:iCs/>
-          <w:sz w:val="24"/>
-          <w:szCs w:val="24"/>
-        </w:rPr>
-        <w:t>MoviePy</w:t>
-      </w:r>
-      <w:proofErr w:type="spellEnd"/>
-      <w:r>
-        <w:rPr>
-          <w:rFonts w:cstheme="minorHAnsi"/>
-          <w:iCs/>
-          <w:sz w:val="24"/>
-          <w:szCs w:val="24"/>
-        </w:rPr>
-        <w:t xml:space="preserve">, </w:t>
-      </w:r>
-      <w:proofErr w:type="spellStart"/>
-      <w:r>
-        <w:rPr>
-          <w:rFonts w:cstheme="minorHAnsi"/>
-          <w:iCs/>
-          <w:sz w:val="24"/>
-          <w:szCs w:val="24"/>
-        </w:rPr>
-        <w:t>FFmpeg</w:t>
-      </w:r>
-      <w:proofErr w:type="spellEnd"/>
-      <w:r>
-        <w:rPr>
-          <w:rFonts w:cstheme="minorHAnsi"/>
-          <w:iCs/>
-          <w:sz w:val="24"/>
-          <w:szCs w:val="24"/>
-        </w:rPr>
-        <w:t>, NumPy, Pandas.</w:t>
+        <w:t xml:space="preserve"> OpenAI API, EdgeTTS, Whisper, MoviePy, FFmpeg, NumPy, Pandas.</w:t>
       </w:r>
     </w:p>
     <w:p>
@@ -6942,23 +6488,13 @@
         </w:rPr>
         <w:t xml:space="preserve"> </w:t>
       </w:r>
-      <w:proofErr w:type="spellStart"/>
-      <w:r>
-        <w:rPr>
-          <w:rFonts w:cstheme="minorHAnsi"/>
-          <w:sz w:val="24"/>
-          <w:szCs w:val="24"/>
-        </w:rPr>
-        <w:t>Ryzen</w:t>
-      </w:r>
-      <w:proofErr w:type="spellEnd"/>
-      <w:r>
-        <w:rPr>
-          <w:rFonts w:cstheme="minorHAnsi"/>
-          <w:sz w:val="24"/>
-          <w:szCs w:val="24"/>
-        </w:rPr>
-        <w:t xml:space="preserve"> 7 5800H.</w:t>
+      <w:r>
+        <w:rPr>
+          <w:rFonts w:cstheme="minorHAnsi"/>
+          <w:sz w:val="24"/>
+          <w:szCs w:val="24"/>
+        </w:rPr>
+        <w:t>Ryzen 7 5800H.</w:t>
       </w:r>
     </w:p>
     <w:p>
@@ -7191,13 +6727,6 @@
         <w:lastRenderedPageBreak/>
         <w:t>Use Case Model</w:t>
       </w:r>
-    </w:p>
-    <w:p>
-      <w:pPr>
-        <w:rPr>
-          <w:lang w:val="en-CA" w:eastAsia="zh-CN" w:bidi="he-IL"/>
-        </w:rPr>
-      </w:pPr>
     </w:p>
     <w:p>
       <w:pPr>
@@ -7273,6 +6802,56 @@
     </w:p>
     <w:p>
       <w:pPr>
+        <w:jc w:val="center"/>
+        <w:rPr>
+          <w:rFonts w:eastAsia="MS Mincho" w:cstheme="minorHAnsi"/>
+          <w:iCs/>
+          <w:lang w:eastAsia="ja-JP"/>
+        </w:rPr>
+      </w:pPr>
+      <w:r>
+        <w:rPr>
+          <w:rFonts w:eastAsia="MS Mincho" w:cstheme="minorHAnsi"/>
+          <w:b/>
+          <w:bCs/>
+          <w:iCs/>
+          <w:lang w:eastAsia="ja-JP"/>
+        </w:rPr>
+        <w:t xml:space="preserve">Fig </w:t>
+      </w:r>
+      <w:r>
+        <w:rPr>
+          <w:rFonts w:eastAsia="MS Mincho" w:cstheme="minorHAnsi"/>
+          <w:b/>
+          <w:bCs/>
+          <w:iCs/>
+          <w:lang w:eastAsia="ja-JP"/>
+        </w:rPr>
+        <w:t>3.3</w:t>
+      </w:r>
+      <w:r>
+        <w:rPr>
+          <w:rFonts w:eastAsia="MS Mincho" w:cstheme="minorHAnsi"/>
+          <w:b/>
+          <w:bCs/>
+          <w:iCs/>
+          <w:lang w:eastAsia="ja-JP"/>
+        </w:rPr>
+        <w:t xml:space="preserve"> </w:t>
+      </w:r>
+      <w:r>
+        <w:rPr>
+          <w:rFonts w:eastAsia="MS Mincho" w:cstheme="minorHAnsi"/>
+          <w:b/>
+          <w:bCs/>
+          <w:iCs/>
+          <w:lang w:eastAsia="ja-JP"/>
+        </w:rPr>
+        <w:t>Use Case Diagram for AI-Driven Automated Video Generator for Content Creation</w:t>
+      </w:r>
+    </w:p>
+    <w:p>
+      <w:pPr>
         <w:suppressAutoHyphens/>
         <w:spacing w:after="0" w:line="276" w:lineRule="auto"/>
         <w:rPr>
@@ -7676,7 +7255,27 @@
           <w:szCs w:val="24"/>
           <w:lang w:eastAsia="ja-JP"/>
         </w:rPr>
-        <w:t>The system fails to find a relevant stock video, prompting the user to upload their own.</w:t>
+        <w:t xml:space="preserve">The system fails to find a relevant stock video, prompting the user to upload their </w:t>
+      </w:r>
+      <w:r>
+        <w:rPr>
+          <w:rFonts w:eastAsia="MS Mincho" w:cstheme="minorHAnsi"/>
+          <w:iCs/>
+          <w:sz w:val="24"/>
+          <w:szCs w:val="24"/>
+          <w:lang w:eastAsia="ja-JP"/>
+        </w:rPr>
+        <w:t>o</w:t>
+      </w:r>
+      <w:r>
+        <w:rPr>
+          <w:rFonts w:eastAsia="MS Mincho" w:cstheme="minorHAnsi"/>
+          <w:iCs/>
+          <w:sz w:val="24"/>
+          <w:szCs w:val="24"/>
+          <w:lang w:eastAsia="ja-JP"/>
+        </w:rPr>
+        <w:t>wn.</w:t>
       </w:r>
     </w:p>
     <w:p>
@@ -7748,28 +7347,23 @@
     </w:p>
     <w:p>
       <w:pPr>
-        <w:pStyle w:val="Heading3"/>
+        <w:pStyle w:val="Heading2"/>
         <w:numPr>
-          <w:ilvl w:val="2"/>
-          <w:numId w:val="47"/>
+          <w:ilvl w:val="1"/>
+          <w:numId w:val="31"/>
         </w:numPr>
-        <w:spacing w:before="0" w:line="240" w:lineRule="auto"/>
+        <w:spacing w:before="0" w:after="0" w:line="276" w:lineRule="auto"/>
+        <w:ind w:left="284" w:hanging="284"/>
         <w:rPr>
           <w:rFonts w:asciiTheme="minorHAnsi" w:hAnsiTheme="minorHAnsi" w:cstheme="minorHAnsi"/>
-          <w:b/>
-          <w:bCs/>
-          <w:color w:val="0D0D0D" w:themeColor="text1" w:themeTint="F2"/>
         </w:rPr>
       </w:pPr>
       <w:r>
         <w:rPr>
           <w:rFonts w:asciiTheme="minorHAnsi" w:hAnsiTheme="minorHAnsi" w:cstheme="minorHAnsi"/>
-          <w:b/>
-          <w:bCs/>
-          <w:color w:val="0D0D0D" w:themeColor="text1" w:themeTint="F2"/>
         </w:rPr>
         <w:lastRenderedPageBreak/>
-        <w:t>Data Flow Diagram</w:t>
+        <w:t>System Architecture</w:t>
       </w:r>
     </w:p>
     <w:p/>
@@ -7848,6 +7442,53 @@
     <w:p>
       <w:pPr>
         <w:rPr>
+          <w:lang w:val="en-CA" w:eastAsia="zh-CN" w:bidi="he-IL"/>
+        </w:rPr>
+      </w:pPr>
+    </w:p>
+    <w:p>
+      <w:pPr>
+        <w:jc w:val="center"/>
+        <w:rPr>
+          <w:lang w:val="en-CA" w:eastAsia="zh-CN" w:bidi="he-IL"/>
+        </w:rPr>
+      </w:pPr>
+      <w:r>
+        <w:rPr>
+          <w:b/>
+          <w:bCs/>
+          <w:lang w:eastAsia="zh-CN" w:bidi="he-IL"/>
+        </w:rPr>
+        <w:t xml:space="preserve">Fig </w:t>
+      </w:r>
+      <w:r>
+        <w:rPr>
+          <w:b/>
+          <w:bCs/>
+          <w:lang w:eastAsia="zh-CN" w:bidi="he-IL"/>
+        </w:rPr>
+        <w:t>3.4</w:t>
+      </w:r>
+      <w:r>
+        <w:rPr>
+          <w:b/>
+          <w:bCs/>
+          <w:lang w:eastAsia="zh-CN" w:bidi="he-IL"/>
+        </w:rPr>
+        <w:t xml:space="preserve"> </w:t>
+      </w:r>
+      <w:r>
+        <w:rPr>
+          <w:b/>
+          <w:bCs/>
+          <w:lang w:eastAsia="zh-CN" w:bidi="he-IL"/>
+        </w:rPr>
+        <w:t>System Architecture of AI-Driven Automated Video Generator for Content Creation</w:t>
+      </w:r>
+    </w:p>
+    <w:p>
+      <w:pPr>
+        <w:rPr>
           <w:rFonts w:cstheme="minorHAnsi"/>
           <w:lang w:val="en-CA" w:eastAsia="zh-CN" w:bidi="he-IL"/>
         </w:rPr>
@@ -8252,47 +7893,7 @@
           <w:sz w:val="24"/>
           <w:szCs w:val="24"/>
         </w:rPr>
-        <w:t xml:space="preserve"> API requests to OpenAI, </w:t>
-      </w:r>
-      <w:proofErr w:type="spellStart"/>
-      <w:r>
-        <w:rPr>
-          <w:rFonts w:cstheme="minorHAnsi"/>
-          <w:iCs/>
-          <w:sz w:val="24"/>
-          <w:szCs w:val="24"/>
-        </w:rPr>
-        <w:t>EdgeTTS</w:t>
-      </w:r>
-      <w:proofErr w:type="spellEnd"/>
-      <w:r>
-        <w:rPr>
-          <w:rFonts w:cstheme="minorHAnsi"/>
-          <w:iCs/>
-          <w:sz w:val="24"/>
-          <w:szCs w:val="24"/>
-        </w:rPr>
-        <w:t xml:space="preserve">, and </w:t>
-      </w:r>
-      <w:proofErr w:type="spellStart"/>
-      <w:r>
-        <w:rPr>
-          <w:rFonts w:cstheme="minorHAnsi"/>
-          <w:iCs/>
-          <w:sz w:val="24"/>
-          <w:szCs w:val="24"/>
-        </w:rPr>
-        <w:t>Pexels</w:t>
-      </w:r>
-      <w:proofErr w:type="spellEnd"/>
-      <w:r>
-        <w:rPr>
-          <w:rFonts w:cstheme="minorHAnsi"/>
-          <w:iCs/>
-          <w:sz w:val="24"/>
-          <w:szCs w:val="24"/>
-        </w:rPr>
-        <w:t xml:space="preserve"> should be optimized to minimize response delays.</w:t>
+        <w:t xml:space="preserve"> API requests to OpenAI, EdgeTTS, and Pexels should be optimized to minimize response delays.</w:t>
       </w:r>
     </w:p>
     <w:p>
@@ -9271,22 +8872,8 @@
           <w:szCs w:val="24"/>
           <w:lang w:eastAsia="en-IN"/>
         </w:rPr>
-        <w:t xml:space="preserve">royalty-free stock videos from sources like </w:t>
-      </w:r>
-      <w:proofErr w:type="spellStart"/>
-      <w:r>
-        <w:rPr>
-          <w:rFonts w:cstheme="minorHAnsi"/>
-          <w:b/>
-          <w:bCs/>
-          <w:iCs/>
-          <w:sz w:val="24"/>
-          <w:szCs w:val="24"/>
-          <w:lang w:eastAsia="en-IN"/>
-        </w:rPr>
-        <w:t>Pexels</w:t>
-      </w:r>
-      <w:proofErr w:type="spellEnd"/>
+        <w:t>royalty-free stock videos from sources like Pexels</w:t>
+      </w:r>
       <w:r>
         <w:rPr>
           <w:rFonts w:cstheme="minorHAnsi"/>
@@ -9418,32 +9005,6 @@
         </w:rPr>
         <w:t>.</w:t>
       </w:r>
-    </w:p>
-    <w:p>
-      <w:pPr>
-        <w:spacing w:after="0" w:line="276" w:lineRule="auto"/>
-        <w:rPr>
-          <w:rFonts w:cstheme="minorHAnsi"/>
-          <w:b/>
-          <w:bCs/>
-          <w:iCs/>
-          <w:sz w:val="24"/>
-          <w:szCs w:val="24"/>
-        </w:rPr>
-      </w:pPr>
-    </w:p>
-    <w:p>
-      <w:pPr>
-        <w:spacing w:after="0" w:line="276" w:lineRule="auto"/>
-        <w:rPr>
-          <w:rFonts w:cstheme="minorHAnsi"/>
-          <w:b/>
-          <w:bCs/>
-          <w:iCs/>
-          <w:sz w:val="24"/>
-          <w:szCs w:val="24"/>
-        </w:rPr>
-      </w:pPr>
     </w:p>
     <w:p>
       <w:pPr>
@@ -9536,144 +9097,6 @@
         </w:rPr>
         <w:t xml:space="preserve"> with minimal modifications. </w:t>
       </w:r>
-    </w:p>
-    <w:p>
-      <w:pPr>
-        <w:pStyle w:val="ListParagraph"/>
-        <w:numPr>
-          <w:ilvl w:val="0"/>
-          <w:numId w:val="69"/>
-        </w:numPr>
-        <w:spacing w:after="0" w:line="276" w:lineRule="auto"/>
-        <w:rPr>
-          <w:rFonts w:eastAsia="Times New Roman" w:cstheme="minorHAnsi"/>
-          <w:kern w:val="0"/>
-          <w:sz w:val="24"/>
-          <w:szCs w:val="24"/>
-          <w:lang w:eastAsia="en-IN"/>
-          <w14:ligatures w14:val="none"/>
-        </w:rPr>
-      </w:pPr>
-      <w:r>
-        <w:rPr>
-          <w:rFonts w:eastAsia="Times New Roman" w:cstheme="minorHAnsi"/>
-          <w:b/>
-          <w:bCs/>
-          <w:kern w:val="0"/>
-          <w:sz w:val="24"/>
-          <w:szCs w:val="24"/>
-          <w:lang w:eastAsia="en-IN"/>
-          <w14:ligatures w14:val="none"/>
-        </w:rPr>
-        <w:t>R2. Prebuilt Video Templates:</w:t>
-      </w:r>
-      <w:r>
-        <w:rPr>
-          <w:rFonts w:eastAsia="Times New Roman" w:cstheme="minorHAnsi"/>
-          <w:kern w:val="0"/>
-          <w:sz w:val="24"/>
-          <w:szCs w:val="24"/>
-          <w:lang w:eastAsia="en-IN"/>
-          <w14:ligatures w14:val="none"/>
-        </w:rPr>
-        <w:t xml:space="preserve"> Users should be able to select </w:t>
-      </w:r>
-      <w:r>
-        <w:rPr>
-          <w:rFonts w:eastAsia="Times New Roman" w:cstheme="minorHAnsi"/>
-          <w:b/>
-          <w:bCs/>
-          <w:kern w:val="0"/>
-          <w:sz w:val="24"/>
-          <w:szCs w:val="24"/>
-          <w:lang w:eastAsia="en-IN"/>
-          <w14:ligatures w14:val="none"/>
-        </w:rPr>
-        <w:t>reusable templates</w:t>
-      </w:r>
-      <w:r>
-        <w:rPr>
-          <w:rFonts w:eastAsia="Times New Roman" w:cstheme="minorHAnsi"/>
-          <w:kern w:val="0"/>
-          <w:sz w:val="24"/>
-          <w:szCs w:val="24"/>
-          <w:lang w:eastAsia="en-IN"/>
-          <w14:ligatures w14:val="none"/>
-        </w:rPr>
-        <w:t xml:space="preserve"> to maintain consistent branding across multiple video projects. </w:t>
-      </w:r>
-    </w:p>
-    <w:p>
-      <w:pPr>
-        <w:pStyle w:val="ListParagraph"/>
-        <w:numPr>
-          <w:ilvl w:val="0"/>
-          <w:numId w:val="69"/>
-        </w:numPr>
-        <w:spacing w:line="276" w:lineRule="auto"/>
-        <w:rPr>
-          <w:rFonts w:cstheme="minorHAnsi"/>
-          <w:lang w:val="en-CA" w:eastAsia="zh-CN" w:bidi="he-IL"/>
-        </w:rPr>
-      </w:pPr>
-      <w:r>
-        <w:rPr>
-          <w:rFonts w:eastAsia="Times New Roman" w:cstheme="minorHAnsi"/>
-          <w:b/>
-          <w:bCs/>
-          <w:kern w:val="0"/>
-          <w:sz w:val="24"/>
-          <w:szCs w:val="24"/>
-          <w:lang w:eastAsia="en-IN"/>
-          <w14:ligatures w14:val="none"/>
-        </w:rPr>
-        <w:t>R3. Cloud-Based Storage &amp; Asset Reuse:</w:t>
-      </w:r>
-      <w:r>
-        <w:rPr>
-          <w:rFonts w:eastAsia="Times New Roman" w:cstheme="minorHAnsi"/>
-          <w:kern w:val="0"/>
-          <w:sz w:val="24"/>
-          <w:szCs w:val="24"/>
-          <w:lang w:eastAsia="en-IN"/>
-          <w14:ligatures w14:val="none"/>
-        </w:rPr>
-        <w:t xml:space="preserve"> Frequently used assets such as </w:t>
-      </w:r>
-      <w:r>
-        <w:rPr>
-          <w:rFonts w:eastAsia="Times New Roman" w:cstheme="minorHAnsi"/>
-          <w:b/>
-          <w:bCs/>
-          <w:kern w:val="0"/>
-          <w:sz w:val="24"/>
-          <w:szCs w:val="24"/>
-          <w:lang w:eastAsia="en-IN"/>
-          <w14:ligatures w14:val="none"/>
-        </w:rPr>
-        <w:t>background videos, animations, and voice styles</w:t>
-      </w:r>
-      <w:r>
-        <w:rPr>
-          <w:rFonts w:eastAsia="Times New Roman" w:cstheme="minorHAnsi"/>
-          <w:kern w:val="0"/>
-          <w:sz w:val="24"/>
-          <w:szCs w:val="24"/>
-          <w:lang w:eastAsia="en-IN"/>
-          <w14:ligatures w14:val="none"/>
-        </w:rPr>
-        <w:t xml:space="preserve"> should be stored and retrieved efficiently for future projects.</w:t>
-      </w:r>
-    </w:p>
-    <w:p>
-      <w:pPr>
-        <w:pStyle w:val="ListParagraph"/>
-        <w:spacing w:line="276" w:lineRule="auto"/>
-        <w:rPr>
-          <w:rFonts w:cstheme="minorHAnsi"/>
-          <w:lang w:val="en-CA" w:eastAsia="zh-CN" w:bidi="he-IL"/>
-        </w:rPr>
-      </w:pPr>
     </w:p>
     <w:p>
       <w:pPr>
@@ -9824,7 +9247,6 @@
           <w:bdr w:val="none" w:sz="0" w:space="0" w:color="000000"/>
         </w:rPr>
       </w:pPr>
-      <w:proofErr w:type="spellStart"/>
       <w:r>
         <w:rPr>
           <w:rFonts w:cstheme="minorHAnsi"/>
@@ -9838,7 +9260,6 @@
         </w:rPr>
         <w:t>Streamlit</w:t>
       </w:r>
-      <w:proofErr w:type="spellEnd"/>
       <w:r>
         <w:rPr>
           <w:rFonts w:cstheme="minorHAnsi"/>
@@ -9873,7 +9294,6 @@
           <w:bdr w:val="none" w:sz="0" w:space="0" w:color="000000"/>
         </w:rPr>
       </w:pPr>
-      <w:proofErr w:type="spellStart"/>
       <w:r>
         <w:rPr>
           <w:rFonts w:cstheme="minorHAnsi"/>
@@ -9885,37 +9305,8 @@
           <w:szCs w:val="24"/>
           <w:bdr w:val="none" w:sz="0" w:space="0" w:color="000000"/>
         </w:rPr>
-        <w:t>MoviePy</w:t>
-      </w:r>
-      <w:proofErr w:type="spellEnd"/>
-      <w:r>
-        <w:rPr>
-          <w:rFonts w:cstheme="minorHAnsi"/>
-          <w:b/>
-          <w:bCs/>
-          <w:iCs/>
-          <w:color w:val="1B1C1D"/>
-          <w:sz w:val="24"/>
-          <w:szCs w:val="24"/>
-          <w:bdr w:val="none" w:sz="0" w:space="0" w:color="000000"/>
-        </w:rPr>
-        <w:t xml:space="preserve"> &amp; </w:t>
-      </w:r>
-      <w:proofErr w:type="spellStart"/>
-      <w:r>
-        <w:rPr>
-          <w:rFonts w:cstheme="minorHAnsi"/>
-          <w:b/>
-          <w:bCs/>
-          <w:iCs/>
-          <w:color w:val="1B1C1D"/>
-          <w:sz w:val="24"/>
-          <w:szCs w:val="24"/>
-          <w:bdr w:val="none" w:sz="0" w:space="0" w:color="000000"/>
-        </w:rPr>
-        <w:t>FFmpeg</w:t>
-      </w:r>
-      <w:proofErr w:type="spellEnd"/>
+        <w:t>MoviePy &amp; FFmpeg</w:t>
+      </w:r>
       <w:r>
         <w:rPr>
           <w:rFonts w:cstheme="minorHAnsi"/>
@@ -9950,7 +9341,6 @@
           <w:bdr w:val="none" w:sz="0" w:space="0" w:color="000000"/>
         </w:rPr>
       </w:pPr>
-      <w:proofErr w:type="spellStart"/>
       <w:r>
         <w:rPr>
           <w:rFonts w:cstheme="minorHAnsi"/>
@@ -9962,21 +9352,7 @@
           <w:szCs w:val="24"/>
           <w:bdr w:val="none" w:sz="0" w:space="0" w:color="000000"/>
         </w:rPr>
-        <w:t>EdgeTTS</w:t>
-      </w:r>
-      <w:proofErr w:type="spellEnd"/>
-      <w:r>
-        <w:rPr>
-          <w:rFonts w:cstheme="minorHAnsi"/>
-          <w:b/>
-          <w:bCs/>
-          <w:iCs/>
-          <w:color w:val="1B1C1D"/>
-          <w:sz w:val="24"/>
-          <w:szCs w:val="24"/>
-          <w:bdr w:val="none" w:sz="0" w:space="0" w:color="000000"/>
-        </w:rPr>
-        <w:t xml:space="preserve"> &amp; Whisper</w:t>
+        <w:t>EdgeTTS &amp; Whisper</w:t>
       </w:r>
       <w:r>
         <w:rPr>
@@ -10091,7 +9467,6 @@
           <w:bCs/>
           <w:iCs/>
         </w:rPr>
-        <w:lastRenderedPageBreak/>
         <w:t>Documentation Requirements</w:t>
       </w:r>
     </w:p>
@@ -10378,50 +9753,6 @@
           <w:lang w:val="en-CA" w:eastAsia="zh-CN" w:bidi="he-IL"/>
         </w:rPr>
       </w:pPr>
-      <w:r>
-        <w:rPr>
-          <w:rFonts w:cstheme="minorHAnsi"/>
-          <w:b/>
-          <w:bCs/>
-          <w:iCs/>
-          <w:sz w:val="24"/>
-          <w:szCs w:val="24"/>
-          <w:lang w:eastAsia="en-IN"/>
-        </w:rPr>
-        <w:t>DOC4. Release Notes &amp; Versioning:</w:t>
-      </w:r>
-      <w:r>
-        <w:rPr>
-          <w:rFonts w:cstheme="minorHAnsi"/>
-          <w:iCs/>
-          <w:sz w:val="24"/>
-          <w:szCs w:val="24"/>
-          <w:lang w:eastAsia="en-IN"/>
-        </w:rPr>
-        <w:t xml:space="preserve"> Each software update must include </w:t>
-      </w:r>
-      <w:r>
-        <w:rPr>
-          <w:rFonts w:cstheme="minorHAnsi"/>
-          <w:b/>
-          <w:bCs/>
-          <w:iCs/>
-          <w:sz w:val="24"/>
-          <w:szCs w:val="24"/>
-          <w:lang w:eastAsia="en-IN"/>
-        </w:rPr>
-        <w:t>release notes detailing new features, bug fixes, and improvements</w:t>
-      </w:r>
-      <w:r>
-        <w:rPr>
-          <w:rFonts w:cstheme="minorHAnsi"/>
-          <w:iCs/>
-          <w:sz w:val="24"/>
-          <w:szCs w:val="24"/>
-          <w:lang w:eastAsia="en-IN"/>
-        </w:rPr>
-        <w:t>.</w:t>
-      </w:r>
       <w:r>
         <w:rPr>
           <w:rFonts w:cstheme="minorHAnsi"/>
@@ -21745,7 +21076,6 @@
   <w:style w:type="character" w:default="1" w:styleId="DefaultParagraphFont">
     <w:name w:val="Default Paragraph Font"/>
     <w:uiPriority w:val="1"/>
-    <w:semiHidden/>
     <w:unhideWhenUsed/>
   </w:style>
   <w:style w:type="table" w:default="1" w:styleId="TableNormal">
